--- a/document_templates/PVs-deferral/PV-validated-md.docx
+++ b/document_templates/PVs-deferral/PV-validated-md.docx
@@ -813,8 +813,6 @@
         </w:rPr>
         <w:t>Différé</w:t>
       </w:r>
-      <w:bookmarkStart w:id="3" w:name="_GoBack"/>
-      <w:bookmarkEnd w:id="3"/>
       <w:r>
         <w:rPr>
           <w:rFonts w:hint="default" w:ascii="Times New Roman" w:hAnsi="Times New Roman" w:cs="Times New Roman"/>
@@ -1845,29 +1843,10 @@
                 <w:iCs/>
                 <w:color w:val="000000"/>
               </w:rPr>
-              <w:t xml:space="preserve"> Marcel Séraphin</w:t>
+              <w:t xml:space="preserve"> Pascal KOVE</w:t>
             </w:r>
-            <w:r>
-              <w:rPr>
-                <w:rFonts w:hint="default" w:ascii="Times New Roman" w:hAnsi="Times New Roman" w:cs="Times New Roman"/>
-                <w:b/>
-                <w:bCs/>
-                <w:iCs/>
-                <w:color w:val="000000"/>
-                <w:lang w:val="en-US"/>
-              </w:rPr>
-              <w:t xml:space="preserve"> </w:t>
-            </w:r>
-            <w:r>
-              <w:rPr>
-                <w:rFonts w:hint="default" w:ascii="Times New Roman" w:hAnsi="Times New Roman" w:cs="Times New Roman"/>
-                <w:b/>
-                <w:bCs/>
-                <w:iCs/>
-                <w:color w:val="000000"/>
-              </w:rPr>
-              <w:t>DIGBE</w:t>
-            </w:r>
+            <w:bookmarkStart w:id="3" w:name="_GoBack"/>
+            <w:bookmarkEnd w:id="3"/>
           </w:p>
           <w:p>
             <w:pPr>

--- a/document_templates/PVs-deferral/PV-validated-md.docx
+++ b/document_templates/PVs-deferral/PV-validated-md.docx
@@ -1250,243 +1250,282 @@
     <w:p>
       <w:pPr>
         <w:pStyle w:val="10"/>
-        <w:numPr>
-          <w:ilvl w:val="0"/>
-          <w:numId w:val="0"/>
-        </w:numPr>
-        <w:rPr>
-          <w:rFonts w:hint="default" w:ascii="Times New Roman" w:hAnsi="Times New Roman" w:cs="Times New Roman"/>
-          <w:sz w:val="24"/>
-          <w:szCs w:val="24"/>
-          <w:lang w:val="en-US"/>
-        </w:rPr>
-      </w:pPr>
-      <w:r>
-        <w:rPr>
-          <w:rFonts w:hint="default" w:ascii="Times New Roman" w:hAnsi="Times New Roman" w:cs="Times New Roman"/>
-          <w:sz w:val="24"/>
-          <w:szCs w:val="24"/>
-        </w:rPr>
-        <w:t>Prime d’assurance</w:t>
-      </w:r>
-      <w:r>
-        <w:rPr>
-          <w:rFonts w:hint="default" w:ascii="Times New Roman" w:hAnsi="Times New Roman" w:cs="Times New Roman"/>
-          <w:sz w:val="24"/>
-          <w:szCs w:val="24"/>
-          <w:lang w:val="en-US"/>
-        </w:rPr>
-        <w:tab/>
-      </w:r>
-      <w:r>
-        <w:rPr>
-          <w:rFonts w:hint="default" w:ascii="Times New Roman" w:hAnsi="Times New Roman" w:cs="Times New Roman"/>
-          <w:sz w:val="24"/>
-          <w:szCs w:val="24"/>
-          <w:lang w:val="en-US"/>
-        </w:rPr>
-        <w:tab/>
-      </w:r>
-      <w:r>
-        <w:rPr>
-          <w:rFonts w:hint="default" w:ascii="Times New Roman" w:hAnsi="Times New Roman" w:cs="Times New Roman"/>
-          <w:sz w:val="24"/>
-          <w:szCs w:val="24"/>
-          <w:lang w:val="en-US"/>
-        </w:rPr>
-        <w:tab/>
-      </w:r>
-      <w:r>
-        <w:rPr>
-          <w:rFonts w:hint="default" w:ascii="Times New Roman" w:hAnsi="Times New Roman" w:cs="Times New Roman"/>
-          <w:sz w:val="24"/>
-          <w:szCs w:val="24"/>
-          <w:lang w:val="en-US"/>
-        </w:rPr>
-        <w:tab/>
-      </w:r>
-      <w:r>
-        <w:rPr>
-          <w:rFonts w:hint="default" w:ascii="Times New Roman" w:hAnsi="Times New Roman" w:cs="Times New Roman"/>
-          <w:sz w:val="24"/>
-          <w:szCs w:val="24"/>
-        </w:rPr>
-        <w:t xml:space="preserve">: </w:t>
-      </w:r>
-      <w:r>
-        <w:rPr>
-          <w:rFonts w:hint="default" w:ascii="Times New Roman" w:hAnsi="Times New Roman" w:cs="Times New Roman"/>
-          <w:sz w:val="24"/>
-          <w:szCs w:val="24"/>
-          <w:lang w:val="en-US"/>
-        </w:rPr>
-        <w:t>selon la grille de l’assureur</w:t>
+        <w:ind w:left="0" w:leftChars="0" w:firstLine="0" w:firstLineChars="0"/>
+        <w:rPr>
+          <w:rFonts w:hint="default" w:ascii="Times New Roman" w:hAnsi="Times New Roman" w:cs="Times New Roman"/>
+          <w:sz w:val="24"/>
+          <w:szCs w:val="24"/>
+        </w:rPr>
+      </w:pPr>
+      <w:r>
+        <w:rPr>
+          <w:rFonts w:hint="default" w:ascii="Times New Roman" w:hAnsi="Times New Roman" w:cs="Times New Roman"/>
+          <w:sz w:val="24"/>
+          <w:szCs w:val="24"/>
+        </w:rPr>
+        <w:t>${insurance}</w:t>
       </w:r>
     </w:p>
     <w:p>
       <w:pPr>
         <w:pStyle w:val="10"/>
-        <w:numPr>
-          <w:ilvl w:val="0"/>
-          <w:numId w:val="0"/>
-        </w:numPr>
-        <w:rPr>
-          <w:rFonts w:hint="default" w:ascii="Times New Roman" w:hAnsi="Times New Roman" w:cs="Times New Roman"/>
-          <w:sz w:val="24"/>
-          <w:szCs w:val="24"/>
-          <w:lang w:val="en-US"/>
-        </w:rPr>
-      </w:pPr>
-      <w:r>
-        <w:rPr>
-          <w:rFonts w:hint="default" w:ascii="Times New Roman" w:hAnsi="Times New Roman" w:cs="Times New Roman"/>
-          <w:sz w:val="24"/>
-          <w:szCs w:val="24"/>
-        </w:rPr>
-        <w:t>Prime d</w:t>
-      </w:r>
-      <w:r>
-        <w:rPr>
-          <w:rFonts w:hint="default" w:ascii="Times New Roman" w:hAnsi="Times New Roman" w:cs="Times New Roman"/>
-          <w:sz w:val="24"/>
-          <w:szCs w:val="24"/>
-          <w:lang w:val="en-US"/>
-        </w:rPr>
-        <w:t>e risque</w:t>
-      </w:r>
-      <w:r>
-        <w:rPr>
-          <w:rFonts w:hint="default" w:ascii="Times New Roman" w:hAnsi="Times New Roman" w:cs="Times New Roman"/>
-          <w:sz w:val="24"/>
-          <w:szCs w:val="24"/>
-          <w:lang w:val="en-US"/>
-        </w:rPr>
-        <w:tab/>
-      </w:r>
-      <w:r>
-        <w:rPr>
-          <w:rFonts w:hint="default" w:ascii="Times New Roman" w:hAnsi="Times New Roman" w:cs="Times New Roman"/>
-          <w:sz w:val="24"/>
-          <w:szCs w:val="24"/>
-          <w:lang w:val="en-US"/>
-        </w:rPr>
-        <w:tab/>
-      </w:r>
-      <w:r>
-        <w:rPr>
-          <w:rFonts w:hint="default" w:ascii="Times New Roman" w:hAnsi="Times New Roman" w:cs="Times New Roman"/>
-          <w:sz w:val="24"/>
-          <w:szCs w:val="24"/>
-          <w:lang w:val="en-US"/>
-        </w:rPr>
-        <w:tab/>
-      </w:r>
-      <w:r>
-        <w:rPr>
-          <w:rFonts w:hint="default" w:ascii="Times New Roman" w:hAnsi="Times New Roman" w:cs="Times New Roman"/>
-          <w:sz w:val="24"/>
-          <w:szCs w:val="24"/>
-          <w:lang w:val="en-US"/>
-        </w:rPr>
-        <w:tab/>
-      </w:r>
-      <w:r>
-        <w:rPr>
-          <w:rFonts w:hint="default" w:ascii="Times New Roman" w:hAnsi="Times New Roman" w:cs="Times New Roman"/>
-          <w:sz w:val="24"/>
-          <w:szCs w:val="24"/>
-        </w:rPr>
-        <w:t xml:space="preserve">: </w:t>
-      </w:r>
-      <w:r>
-        <w:rPr>
-          <w:rFonts w:hint="default" w:ascii="Times New Roman" w:hAnsi="Times New Roman" w:cs="Times New Roman"/>
-          <w:sz w:val="24"/>
-          <w:szCs w:val="24"/>
-          <w:lang w:val="en-US"/>
-        </w:rPr>
-        <w:t>${risk_premium_percentage}%</w:t>
-      </w:r>
-    </w:p>
-    <w:p>
-      <w:pPr>
-        <w:tabs>
-          <w:tab w:val="left" w:pos="708"/>
-          <w:tab w:val="left" w:pos="1416"/>
-          <w:tab w:val="left" w:pos="2124"/>
-          <w:tab w:val="left" w:pos="2748"/>
-          <w:tab w:val="left" w:pos="3708"/>
-        </w:tabs>
-        <w:spacing w:line="240" w:lineRule="auto"/>
-        <w:jc w:val="both"/>
-        <w:rPr>
-          <w:rFonts w:ascii="Times New Roman" w:hAnsi="Times New Roman" w:cs="Times New Roman"/>
-          <w:b/>
-          <w:sz w:val="24"/>
-          <w:szCs w:val="24"/>
-          <w:highlight w:val="none"/>
-          <w:lang w:val="en-US"/>
-        </w:rPr>
-      </w:pPr>
-      <w:r>
-        <w:rPr>
-          <w:rFonts w:ascii="Times New Roman" w:hAnsi="Times New Roman" w:cs="Times New Roman"/>
+        <w:ind w:left="0" w:leftChars="0" w:firstLine="0" w:firstLineChars="0"/>
+        <w:rPr>
+          <w:rFonts w:hint="default" w:ascii="Times New Roman" w:hAnsi="Times New Roman" w:cs="Times New Roman"/>
+          <w:sz w:val="24"/>
+          <w:szCs w:val="24"/>
+        </w:rPr>
+      </w:pPr>
+      <w:r>
+        <w:rPr>
+          <w:rFonts w:hint="default" w:ascii="Times New Roman" w:hAnsi="Times New Roman" w:cs="Times New Roman"/>
+          <w:sz w:val="24"/>
+          <w:szCs w:val="24"/>
+        </w:rPr>
+        <w:t xml:space="preserve">${key} </w:t>
+      </w:r>
+      <w:r>
+        <w:rPr>
+          <w:rFonts w:hint="default" w:ascii="Times New Roman" w:hAnsi="Times New Roman" w:cs="Times New Roman"/>
+          <w:sz w:val="24"/>
+          <w:szCs w:val="24"/>
+        </w:rPr>
+        <w:tab/>
+      </w:r>
+      <w:r>
+        <w:rPr>
+          <w:rFonts w:hint="default" w:ascii="Times New Roman" w:hAnsi="Times New Roman" w:cs="Times New Roman"/>
+          <w:sz w:val="24"/>
+          <w:szCs w:val="24"/>
+        </w:rPr>
+        <w:tab/>
+      </w:r>
+      <w:r>
+        <w:rPr>
+          <w:rFonts w:hint="default" w:ascii="Times New Roman" w:hAnsi="Times New Roman" w:cs="Times New Roman"/>
+          <w:sz w:val="24"/>
+          <w:szCs w:val="24"/>
+          <w:lang w:val="en-US"/>
+        </w:rPr>
+        <w:tab/>
+      </w:r>
+      <w:r>
+        <w:rPr>
+          <w:rFonts w:hint="default" w:ascii="Times New Roman" w:hAnsi="Times New Roman" w:cs="Times New Roman"/>
+          <w:sz w:val="24"/>
+          <w:szCs w:val="24"/>
+          <w:lang w:val="en-US"/>
+        </w:rPr>
+        <w:tab/>
+      </w:r>
+      <w:r>
+        <w:rPr>
+          <w:rFonts w:hint="default" w:ascii="Times New Roman" w:hAnsi="Times New Roman" w:cs="Times New Roman"/>
+          <w:sz w:val="24"/>
+          <w:szCs w:val="24"/>
+        </w:rPr>
+        <w:t>: ${value}</w:t>
+      </w:r>
+    </w:p>
+    <w:p>
+      <w:pPr>
+        <w:pStyle w:val="10"/>
+        <w:ind w:left="0" w:leftChars="0" w:firstLine="0" w:firstLineChars="0"/>
+        <w:rPr>
+          <w:rFonts w:hint="default" w:ascii="Times New Roman" w:hAnsi="Times New Roman" w:cs="Times New Roman"/>
+          <w:sz w:val="24"/>
+          <w:szCs w:val="24"/>
+        </w:rPr>
+      </w:pPr>
+      <w:r>
+        <w:rPr>
+          <w:rFonts w:hint="default" w:ascii="Times New Roman" w:hAnsi="Times New Roman" w:cs="Times New Roman"/>
+          <w:sz w:val="24"/>
+          <w:szCs w:val="24"/>
+        </w:rPr>
+        <w:t>${/insurance}</w:t>
+      </w:r>
+    </w:p>
+    <w:p>
+      <w:pPr>
+        <w:pStyle w:val="10"/>
+        <w:ind w:left="0" w:leftChars="0" w:firstLine="0" w:firstLineChars="0"/>
+        <w:rPr>
+          <w:rFonts w:hint="default" w:ascii="Times New Roman" w:hAnsi="Times New Roman" w:cs="Times New Roman"/>
+          <w:sz w:val="24"/>
+          <w:szCs w:val="24"/>
+        </w:rPr>
+      </w:pPr>
+      <w:r>
+        <w:rPr>
+          <w:rFonts w:hint="default" w:ascii="Times New Roman" w:hAnsi="Times New Roman" w:cs="Times New Roman"/>
+          <w:sz w:val="24"/>
+          <w:szCs w:val="24"/>
+        </w:rPr>
+        <w:t>${riskPremiumPercentage}</w:t>
+      </w:r>
+    </w:p>
+    <w:p>
+      <w:pPr>
+        <w:pStyle w:val="10"/>
+        <w:ind w:left="0" w:leftChars="0" w:firstLine="0" w:firstLineChars="0"/>
+        <w:rPr>
+          <w:rFonts w:hint="default" w:ascii="Times New Roman" w:hAnsi="Times New Roman" w:cs="Times New Roman"/>
+          <w:sz w:val="24"/>
+          <w:szCs w:val="24"/>
+        </w:rPr>
+      </w:pPr>
+      <w:r>
+        <w:rPr>
+          <w:rFonts w:hint="default" w:ascii="Times New Roman" w:hAnsi="Times New Roman" w:cs="Times New Roman"/>
+          <w:sz w:val="24"/>
+          <w:szCs w:val="24"/>
+        </w:rPr>
+        <w:t xml:space="preserve">${key} </w:t>
+      </w:r>
+      <w:r>
+        <w:rPr>
+          <w:rFonts w:hint="default" w:ascii="Times New Roman" w:hAnsi="Times New Roman" w:cs="Times New Roman"/>
+          <w:sz w:val="24"/>
+          <w:szCs w:val="24"/>
+        </w:rPr>
+        <w:tab/>
+      </w:r>
+      <w:r>
+        <w:rPr>
+          <w:rFonts w:hint="default" w:ascii="Times New Roman" w:hAnsi="Times New Roman" w:cs="Times New Roman"/>
+          <w:sz w:val="24"/>
+          <w:szCs w:val="24"/>
+        </w:rPr>
+        <w:tab/>
+      </w:r>
+      <w:r>
+        <w:rPr>
+          <w:rFonts w:hint="default" w:ascii="Times New Roman" w:hAnsi="Times New Roman" w:cs="Times New Roman"/>
+          <w:sz w:val="24"/>
+          <w:szCs w:val="24"/>
+          <w:lang w:val="en-US"/>
+        </w:rPr>
+        <w:tab/>
+      </w:r>
+      <w:r>
+        <w:rPr>
+          <w:rFonts w:hint="default" w:ascii="Times New Roman" w:hAnsi="Times New Roman" w:cs="Times New Roman"/>
+          <w:sz w:val="24"/>
+          <w:szCs w:val="24"/>
+        </w:rPr>
+        <w:t>: ${value}</w:t>
+      </w:r>
+    </w:p>
+    <w:p>
+      <w:pPr>
+        <w:pStyle w:val="10"/>
+        <w:ind w:left="0" w:leftChars="0" w:firstLine="0" w:firstLineChars="0"/>
+        <w:rPr>
+          <w:rFonts w:hint="default" w:ascii="Times New Roman" w:hAnsi="Times New Roman" w:cs="Times New Roman"/>
+          <w:sz w:val="24"/>
+          <w:szCs w:val="24"/>
+        </w:rPr>
+      </w:pPr>
+      <w:r>
+        <w:rPr>
+          <w:rFonts w:hint="default" w:ascii="Times New Roman" w:hAnsi="Times New Roman" w:cs="Times New Roman"/>
+          <w:sz w:val="24"/>
+          <w:szCs w:val="24"/>
+        </w:rPr>
+        <w:t>${/riskPremiumPercentage}</w:t>
+      </w:r>
+    </w:p>
+    <w:p>
+      <w:pPr>
+        <w:pStyle w:val="10"/>
+        <w:ind w:left="0" w:leftChars="0" w:firstLine="0" w:firstLineChars="0"/>
+        <w:rPr>
+          <w:rFonts w:hint="default" w:ascii="Times New Roman" w:hAnsi="Times New Roman" w:cs="Times New Roman"/>
+          <w:sz w:val="24"/>
+          <w:szCs w:val="24"/>
+        </w:rPr>
+      </w:pPr>
+      <w:r>
+        <w:rPr>
+          <w:rFonts w:hint="default" w:ascii="Times New Roman" w:hAnsi="Times New Roman" w:cs="Times New Roman"/>
+          <w:sz w:val="24"/>
+          <w:szCs w:val="24"/>
+        </w:rPr>
+        <w:t>${reviewBonus}</w:t>
+      </w:r>
+    </w:p>
+    <w:p>
+      <w:pPr>
+        <w:pStyle w:val="10"/>
+        <w:ind w:left="0" w:leftChars="0" w:firstLine="0" w:firstLineChars="0"/>
+        <w:rPr>
+          <w:rFonts w:hint="default" w:ascii="Times New Roman" w:hAnsi="Times New Roman" w:cs="Times New Roman"/>
+          <w:sz w:val="24"/>
+          <w:szCs w:val="24"/>
+        </w:rPr>
+      </w:pPr>
+      <w:r>
+        <w:rPr>
+          <w:rFonts w:hint="default" w:ascii="Times New Roman" w:hAnsi="Times New Roman" w:cs="Times New Roman"/>
+          <w:sz w:val="24"/>
+          <w:szCs w:val="24"/>
+        </w:rPr>
+        <w:t xml:space="preserve">${key} </w:t>
+      </w:r>
+      <w:r>
+        <w:rPr>
+          <w:rFonts w:hint="default" w:ascii="Times New Roman" w:hAnsi="Times New Roman" w:cs="Times New Roman"/>
+          <w:sz w:val="24"/>
+          <w:szCs w:val="24"/>
+        </w:rPr>
+        <w:tab/>
+      </w:r>
+      <w:r>
+        <w:rPr>
+          <w:rFonts w:hint="default" w:ascii="Times New Roman" w:hAnsi="Times New Roman" w:cs="Times New Roman"/>
+          <w:sz w:val="24"/>
+          <w:szCs w:val="24"/>
+        </w:rPr>
+        <w:tab/>
+      </w:r>
+      <w:r>
+        <w:rPr>
+          <w:rFonts w:hint="default" w:ascii="Times New Roman" w:hAnsi="Times New Roman" w:cs="Times New Roman"/>
+          <w:sz w:val="24"/>
+          <w:szCs w:val="24"/>
+          <w:lang w:val="en-US"/>
+        </w:rPr>
+        <w:tab/>
+      </w:r>
+      <w:r>
+        <w:rPr>
+          <w:rFonts w:hint="default" w:ascii="Times New Roman" w:hAnsi="Times New Roman" w:cs="Times New Roman"/>
+          <w:sz w:val="24"/>
+          <w:szCs w:val="24"/>
+        </w:rPr>
+        <w:t>: ${value}</w:t>
+      </w:r>
+    </w:p>
+    <w:p>
+      <w:pPr>
+        <w:pStyle w:val="10"/>
+        <w:ind w:left="0" w:leftChars="0" w:firstLine="0" w:firstLineChars="0"/>
+        <w:rPr>
+          <w:rFonts w:hint="default" w:ascii="Times New Roman" w:hAnsi="Times New Roman" w:cs="Times New Roman"/>
           <w:b w:val="0"/>
           <w:bCs/>
-          <w:sz w:val="24"/>
-          <w:szCs w:val="24"/>
           <w:shd w:val="clear" w:fill="auto"/>
           <w:lang w:val="en-US"/>
         </w:rPr>
-        <w:t>${line_review_bonus}</w:t>
-      </w:r>
-      <w:r>
-        <w:rPr>
-          <w:rFonts w:ascii="Times New Roman" w:hAnsi="Times New Roman" w:cs="Times New Roman"/>
-          <w:b w:val="0"/>
-          <w:bCs/>
-          <w:sz w:val="24"/>
-          <w:szCs w:val="24"/>
-          <w:shd w:val="clear" w:fill="auto"/>
-          <w:lang w:val="en-US"/>
-        </w:rPr>
-        <w:tab/>
-      </w:r>
-      <w:r>
-        <w:rPr>
-          <w:rFonts w:ascii="Times New Roman" w:hAnsi="Times New Roman" w:cs="Times New Roman"/>
-          <w:b w:val="0"/>
-          <w:bCs/>
-          <w:sz w:val="24"/>
-          <w:szCs w:val="24"/>
-          <w:shd w:val="clear" w:fill="auto"/>
-          <w:lang w:val="en-US"/>
-        </w:rPr>
-        <w:tab/>
-      </w:r>
-      <w:r>
-        <w:rPr>
-          <w:rFonts w:hint="default" w:ascii="Times New Roman" w:hAnsi="Times New Roman" w:cs="Times New Roman"/>
-          <w:b w:val="0"/>
-          <w:bCs/>
-          <w:sz w:val="24"/>
-          <w:szCs w:val="24"/>
-          <w:shd w:val="clear" w:fill="auto"/>
-          <w:lang w:val="en-US"/>
-        </w:rPr>
-        <w:tab/>
-      </w:r>
-      <w:r>
-        <w:rPr>
-          <w:rFonts w:ascii="Times New Roman" w:hAnsi="Times New Roman" w:cs="Times New Roman"/>
-          <w:b w:val="0"/>
-          <w:bCs/>
-          <w:sz w:val="24"/>
-          <w:szCs w:val="24"/>
-          <w:shd w:val="clear" w:fill="auto"/>
-          <w:lang w:val="en-US"/>
-        </w:rPr>
-        <w:t>${line_review_bonus_value}</w:t>
+      </w:pPr>
+      <w:r>
+        <w:rPr>
+          <w:rFonts w:hint="default" w:ascii="Times New Roman" w:hAnsi="Times New Roman" w:cs="Times New Roman"/>
+          <w:sz w:val="24"/>
+          <w:szCs w:val="24"/>
+        </w:rPr>
+        <w:t>${/reviewBonus}</w:t>
       </w:r>
     </w:p>
     <w:p>
@@ -1499,6 +1538,8 @@
           <w:szCs w:val="24"/>
         </w:rPr>
       </w:pPr>
+      <w:bookmarkStart w:id="3" w:name="_GoBack"/>
+      <w:bookmarkEnd w:id="3"/>
     </w:p>
     <w:p>
       <w:pPr>
@@ -1845,8 +1886,6 @@
               </w:rPr>
               <w:t xml:space="preserve"> Pascal KOVE</w:t>
             </w:r>
-            <w:bookmarkStart w:id="3" w:name="_GoBack"/>
-            <w:bookmarkEnd w:id="3"/>
           </w:p>
           <w:p>
             <w:pPr>
